--- a/Week02_Lecture.docx
+++ b/Week02_Lecture.docx
@@ -84,7 +84,7 @@
         <w:t xml:space="preserve"> </w:t>
       </w:r>
       <w:r>
-        <w:t xml:space="preserve">Two 50-minute lectures (Mon &amp; Wed). Map communication is taught early, deliberately, so students can present every subsequent analysis credibly. The theme: a map is an argument, and design determines whether the argument is believed.</w:t>
+        <w:t xml:space="preserve">Two 50-minute lectures (Mon &amp; Wed). Map communication is deliberate. The theme: a map is an argument, and design determines whether the argument is believed.</w:t>
       </w:r>
     </w:p>
     <w:p>
@@ -198,7 +198,7 @@
         <w:t xml:space="preserve"> </w:t>
       </w:r>
       <w:r>
-        <w:t xml:space="preserve">method to a data type, (2) explain how a symbology choice changes the story a map tells, and (3) avoid the common misreadings caused by poor symbol choices.</w:t>
+        <w:t xml:space="preserve">method to a data type, (2) explain how a symbology choice changes the story a map tells, and (3) avoid the common mis-readings caused by poor symbol choices.</w:t>
       </w:r>
     </w:p>
     <w:p>
@@ -232,7 +232,7 @@
         <w:t xml:space="preserve"> </w:t>
       </w:r>
       <w:r>
-        <w:t xml:space="preserve">Same data, two symbol schemes, two different conclusions. Set up the responsibility that comes with representation.</w:t>
+        <w:t xml:space="preserve">Same data, two symbol schemes, two different conclusions.</w:t>
       </w:r>
     </w:p>
     <w:p>
@@ -250,9 +250,15 @@
         </w:rPr>
         <w:t xml:space="preserve">(10–30) The main methods.</w:t>
       </w:r>
-      <w:r>
-        <w:t xml:space="preserve"> </w:t>
-      </w:r>
+    </w:p>
+    <w:p>
+      <w:pPr>
+        <w:pStyle w:val="Compact"/>
+        <w:numPr>
+          <w:ilvl w:val="1"/>
+          <w:numId w:val="1002"/>
+        </w:numPr>
+      </w:pPr>
       <w:r>
         <w:rPr>
           <w:i/>
@@ -266,9 +272,15 @@
       <w:r>
         <w:t xml:space="preserve">(location only);</w:t>
       </w:r>
-      <w:r>
-        <w:t xml:space="preserve"> </w:t>
-      </w:r>
+    </w:p>
+    <w:p>
+      <w:pPr>
+        <w:pStyle w:val="Compact"/>
+        <w:numPr>
+          <w:ilvl w:val="1"/>
+          <w:numId w:val="1002"/>
+        </w:numPr>
+      </w:pPr>
       <w:r>
         <w:rPr>
           <w:i/>
@@ -298,9 +310,15 @@
       <w:r>
         <w:t xml:space="preserve">(qualitative classes, species, ownership, cover type);</w:t>
       </w:r>
-      <w:r>
-        <w:t xml:space="preserve"> </w:t>
-      </w:r>
+    </w:p>
+    <w:p>
+      <w:pPr>
+        <w:pStyle w:val="Compact"/>
+        <w:numPr>
+          <w:ilvl w:val="1"/>
+          <w:numId w:val="1002"/>
+        </w:numPr>
+      </w:pPr>
       <w:r>
         <w:rPr>
           <w:i/>
@@ -312,7 +330,7 @@
         <w:t xml:space="preserve"> </w:t>
       </w:r>
       <w:r>
-        <w:t xml:space="preserve">(quantitative, age, basal area, density) and the effect of classification method and class breaks. Tie each to a data type from Week 1’s attribute tables.</w:t>
+        <w:t xml:space="preserve">(quantitative, age, basal area, density) and the effect of classification method and class breaks.</w:t>
       </w:r>
     </w:p>
     <w:p>
@@ -356,10 +374,7 @@
         <w:t xml:space="preserve"> </w:t>
       </w:r>
       <w:r>
-        <w:t xml:space="preserve">A well-symbolized layer still isn’t a finished map, preview</w:t>
-      </w:r>
-      <w:r>
-        <w:t xml:space="preserve"> </w:t>
+        <w:t xml:space="preserve">A well-symbolized layer still isn’t a finished map (</w:t>
       </w:r>
       <w:r>
         <w:rPr>
@@ -369,7 +384,7 @@
         <w:t xml:space="preserve">Map Layout</w:t>
       </w:r>
       <w:r>
-        <w:t xml:space="preserve">.</w:t>
+        <w:t xml:space="preserve">).</w:t>
       </w:r>
     </w:p>
     <w:p>
@@ -378,40 +393,6 @@
       </w:pPr>
       <w:r>
         <w:rPr>
-          <w:b/>
-          <w:bCs/>
-        </w:rPr>
-        <w:t xml:space="preserve">Framing to emphasize.</w:t>
-      </w:r>
-      <w:r>
-        <w:t xml:space="preserve"> </w:t>
-      </w:r>
-      <w:r>
-        <w:t xml:space="preserve">Landowners and stakeholders act on the map, not the attribute table.</w:t>
-      </w:r>
-      <w:r>
-        <w:t xml:space="preserve"> </w:t>
-      </w:r>
-      <w:r>
-        <w:rPr>
-          <w:i/>
-          <w:iCs/>
-        </w:rPr>
-        <w:t xml:space="preserve">Symbology</w:t>
-      </w:r>
-      <w:r>
-        <w:t xml:space="preserve"> </w:t>
-      </w:r>
-      <w:r>
-        <w:t xml:space="preserve">is where the data becomes a decision.</w:t>
-      </w:r>
-    </w:p>
-    <w:p>
-      <w:pPr>
-        <w:pStyle w:val="BodyText"/>
-      </w:pPr>
-      <w:r>
-        <w:rPr>
           <w:i/>
           <w:iCs/>
         </w:rPr>
@@ -421,7 +402,7 @@
         <w:t xml:space="preserve"> </w:t>
       </w:r>
       <w:r>
-        <w:t xml:space="preserve">none, the</w:t>
+        <w:t xml:space="preserve">the</w:t>
       </w:r>
       <w:r>
         <w:t xml:space="preserve"> </w:t>
@@ -559,7 +540,7 @@
         <w:t xml:space="preserve"> </w:t>
       </w:r>
       <w:r>
-        <w:t xml:space="preserve">Students can (1) list the essential map elements and justify each, (2) apply visual hierarchy so the main message reads first, and (3) export a publication-ready map with complete source information.</w:t>
+        <w:t xml:space="preserve">Students can (1) list the essential map elements and their purposes, (2) understand the visual hierarchy so the main message reads first, and (3) export a publication-ready map with complete source information.</w:t>
       </w:r>
     </w:p>
     <w:p>
@@ -579,7 +560,7 @@
         <w:pStyle w:val="Compact"/>
         <w:numPr>
           <w:ilvl w:val="0"/>
-          <w:numId w:val="1002"/>
+          <w:numId w:val="1003"/>
         </w:numPr>
       </w:pPr>
       <w:r>
@@ -593,7 +574,7 @@
         <w:t xml:space="preserve"> </w:t>
       </w:r>
       <w:r>
-        <w:t xml:space="preserve">Title, legend, scale bar, north arrow, and, emphasized, data source and coordinate system metadata. Why each exists and what a missing element costs the reader’s trust.</w:t>
+        <w:t xml:space="preserve">Title, legend, scale bar, north arrow, neat collar, metadata (name, date, information about data sources). Why each exists and what a missing element costs the reader’s trust.</w:t>
       </w:r>
     </w:p>
     <w:p>
@@ -601,7 +582,7 @@
         <w:pStyle w:val="Compact"/>
         <w:numPr>
           <w:ilvl w:val="0"/>
-          <w:numId w:val="1002"/>
+          <w:numId w:val="1003"/>
         </w:numPr>
       </w:pPr>
       <w:r>
@@ -615,7 +596,7 @@
         <w:t xml:space="preserve"> </w:t>
       </w:r>
       <w:r>
-        <w:t xml:space="preserve">Guiding the eye: figure-ground, balance, what to enlarge and what to subordinate; the difference between a map made for a report page and one made for a wall.</w:t>
+        <w:t xml:space="preserve">the difference between a map made for a report page and one made for a wall.</w:t>
       </w:r>
     </w:p>
     <w:p>
@@ -623,7 +604,7 @@
         <w:pStyle w:val="Compact"/>
         <w:numPr>
           <w:ilvl w:val="0"/>
-          <w:numId w:val="1002"/>
+          <w:numId w:val="1003"/>
         </w:numPr>
       </w:pPr>
       <w:r>
@@ -637,7 +618,7 @@
         <w:t xml:space="preserve"> </w:t>
       </w:r>
       <w:r>
-        <w:t xml:space="preserve">Scale and audience; how framing, extent, and class breaks can distort; the professional obligation to represent uncertainty and cite sources.</w:t>
+        <w:t xml:space="preserve">Scale and audience; how framing, extent, and class breaks can distort.</w:t>
       </w:r>
     </w:p>
     <w:p>
@@ -645,7 +626,7 @@
         <w:pStyle w:val="Compact"/>
         <w:numPr>
           <w:ilvl w:val="0"/>
-          <w:numId w:val="1002"/>
+          <w:numId w:val="1003"/>
         </w:numPr>
       </w:pPr>
       <w:r>
@@ -671,7 +652,7 @@
         <w:t xml:space="preserve">EXPORT LAYOUT</w:t>
       </w:r>
       <w:r>
-        <w:t xml:space="preserve">; naming and file organization consistent with the course conventions.</w:t>
+        <w:t xml:space="preserve">; naming and file organization consistent with global naming conventions.</w:t>
       </w:r>
     </w:p>
     <w:p>
@@ -689,25 +670,7 @@
         <w:t xml:space="preserve"> </w:t>
       </w:r>
       <w:r>
-        <w:t xml:space="preserve">Good design makes the spatial story clear; poor design obscures it and undermines the analyst’s credibility. This is the deliverable skill every arc ends on.</w:t>
-      </w:r>
-    </w:p>
-    <w:p>
-      <w:pPr>
-        <w:pStyle w:val="BodyText"/>
-      </w:pPr>
-      <w:r>
-        <w:rPr>
-          <w:b/>
-          <w:bCs/>
-        </w:rPr>
-        <w:t xml:space="preserve">Connections.</w:t>
-      </w:r>
-      <w:r>
-        <w:t xml:space="preserve"> </w:t>
-      </w:r>
-      <w:r>
-        <w:t xml:space="preserve">Every arc culminates in a map or summary; the elements introduced here are expected on all lab deliverables and exams.</w:t>
+        <w:t xml:space="preserve">Good design makes the spatial story clear; poor design obscures it and undermines the analyst’s credibility.</w:t>
       </w:r>
     </w:p>
     <w:p>
@@ -1010,6 +973,9 @@
     <w:abstractNumId w:val="991"/>
   </w:num>
   <w:num w:numId="1002">
+    <w:abstractNumId w:val="991"/>
+  </w:num>
+  <w:num w:numId="1003">
     <w:abstractNumId w:val="991"/>
   </w:num>
 </w:numbering>
